--- a/chapters/inference-handout.docx
+++ b/chapters/inference-handout.docx
@@ -598,7 +598,7 @@
                 <w:b/>
                 <w:bCs/>
               </w:rPr>
-              <w:t xml:space="preserve">Definition 2 (margin of error)</w:t>
+              <w:t xml:space="preserve">Definition 2 (Margin of error)</w:t>
             </w:r>
             <w:r>
               <w:t xml:space="preserve"> </w:t>
